--- a/astro-site/public/dl/guia-chocolateria-obrador/business-plan-modelo-chocolateria.docx
+++ b/astro-site/public/dl/guia-chocolateria-obrador/business-plan-modelo-chocolateria.docx
@@ -5242,7 +5242,7 @@
           <w:b w:val="0"/>
           <w:i w:val="0"/>
         </w:rPr>
-        <w:t>La holgura sobre lo previsto es la última pieza, y se lee sin adornos: es cuánto puede caer la venta real frente a la que modela este plan antes de que el negocio empiece a consumir caja en vez de generarla. Cuanta más distancia haya entre el ritmo de venta previsto y el punto de equilibrio de caja, más margen de error tiene el proyecto antes de tocar el fondo de maniobra o volver a hablar con el banco.</w:t>
+        <w:t>La holgura sobre lo previsto es la última pieza, y se lee sin adornos: es cuánto supera la venta que modela este plan a la del equilibrio de caja; la caída de la venta real que se aguanta antes de que el negocio empiece a consumir caja en vez de generarla es algo menor (con un 25 % de holgura, un 20 %). Cuanta más distancia haya entre el ritmo de venta previsto y el punto de equilibrio de caja, más margen de error tiene el proyecto antes de tocar el fondo de maniobra o volver a hablar con el banco.</w:t>
       </w:r>
     </w:p>
     <w:p>
